--- a/por/docx/65.content.docx
+++ b/por/docx/65.content.docx
@@ -2898,18 +2898,12 @@
         </w:rPr>
         <w:t xml:space="preserve">Nesta frase, Judas está omitindo palavras que seriam necessárias em muitos idiomas para que a sentença estivesse completa. Se essas palavras forem necessárias em seu idioma, elas podem ser fornecidas a partir do versículo </w:t>
       </w:r>
-      <w:hyperlink r:id="rId13">
-        <w:r>
-          <w:rPr>
-            <w:lang w:val="pt_PT" w:bidi="pt_PT"/>
-          </w:rPr>
-          <w:rPr>
-            <w:color w:val="0000EE"/>
-            <w:u w:val="single"/>
-          </w:rPr>
-          <w:t>12</w:t>
-        </w:r>
-      </w:hyperlink>
+      <w:r>
+        <w:rPr>
+          <w:lang w:val="pt_PT" w:bidi="pt_PT"/>
+        </w:rPr>
+        <w:t>12</w:t>
+      </w:r>
       <w:r>
         <w:rPr>
           <w:lang w:val="pt_PT" w:bidi="pt_PT"/>
@@ -5507,18 +5501,12 @@
         </w:rPr>
         <w:t xml:space="preserve">Aqui, "Do mesmo modo" refere-se novamente à imoralidade sexual do povo de Sodoma e Gomorra mencionada no versículo anterior, e possivelmente ao comportamento impróprio dos anjos perversos mencionados no versículo </w:t>
       </w:r>
-      <w:hyperlink r:id="rId14">
-        <w:r>
-          <w:rPr>
-            <w:lang w:val="pt_PT" w:bidi="pt_PT"/>
-          </w:rPr>
-          <w:rPr>
-            <w:color w:val="0000EE"/>
-            <w:u w:val="single"/>
-          </w:rPr>
-          <w:t>6</w:t>
-        </w:r>
-      </w:hyperlink>
+      <w:r>
+        <w:rPr>
+          <w:lang w:val="pt_PT" w:bidi="pt_PT"/>
+        </w:rPr>
+        <w:t>6</w:t>
+      </w:r>
       <w:r>
         <w:rPr>
           <w:lang w:val="pt_PT" w:bidi="pt_PT"/>
@@ -5623,18 +5611,12 @@
         </w:rPr>
         <w:t xml:space="preserve">No texto original, existe apenas o pronome "estes", o qual refere-se aos falsos mestres mencionados no versículo </w:t>
       </w:r>
-      <w:hyperlink r:id="rId15">
-        <w:r>
-          <w:rPr>
-            <w:lang w:val="pt_PT" w:bidi="pt_PT"/>
-          </w:rPr>
-          <w:rPr>
-            <w:color w:val="0000EE"/>
-            <w:u w:val="single"/>
-          </w:rPr>
-          <w:t>4</w:t>
-        </w:r>
-      </w:hyperlink>
+      <w:r>
+        <w:rPr>
+          <w:lang w:val="pt_PT" w:bidi="pt_PT"/>
+        </w:rPr>
+        <w:t>4</w:t>
+      </w:r>
       <w:r>
         <w:rPr>
           <w:lang w:val="pt_PT" w:bidi="pt_PT"/>
@@ -6383,18 +6365,12 @@
         </w:rPr>
         <w:t xml:space="preserve"> refere-se aos falsos mestres mencionados no versículo </w:t>
       </w:r>
-      <w:hyperlink r:id="rId15">
-        <w:r>
-          <w:rPr>
-            <w:lang w:val="pt_PT" w:bidi="pt_PT"/>
-          </w:rPr>
-          <w:rPr>
-            <w:color w:val="0000EE"/>
-            <w:u w:val="single"/>
-          </w:rPr>
-          <w:t>4</w:t>
-        </w:r>
-      </w:hyperlink>
+      <w:r>
+        <w:rPr>
+          <w:lang w:val="pt_PT" w:bidi="pt_PT"/>
+        </w:rPr>
+        <w:t>4</w:t>
+      </w:r>
       <w:r>
         <w:rPr>
           <w:lang w:val="pt_PT" w:bidi="pt_PT"/>
@@ -6526,18 +6502,12 @@
         </w:rPr>
         <w:t xml:space="preserve"> pode referir-se a: (1) o reino espiritual mencionado no versículo anterior. Tradução alternativa: “o reino espiritual, que eles não entendem”; (2) os gloriosos mencionados no versículo </w:t>
       </w:r>
-      <w:hyperlink r:id="rId16">
-        <w:r>
-          <w:rPr>
-            <w:lang w:val="pt_PT" w:bidi="pt_PT"/>
-          </w:rPr>
-          <w:rPr>
-            <w:color w:val="0000EE"/>
-            <w:u w:val="single"/>
-          </w:rPr>
-          <w:t>8</w:t>
-        </w:r>
-      </w:hyperlink>
+      <w:r>
+        <w:rPr>
+          <w:lang w:val="pt_PT" w:bidi="pt_PT"/>
+        </w:rPr>
+        <w:t>8</w:t>
+      </w:r>
       <w:r>
         <w:rPr>
           <w:lang w:val="pt_PT" w:bidi="pt_PT"/>
@@ -7756,18 +7726,12 @@
         </w:rPr>
         <w:t xml:space="preserve"> refere-se aos falsos mestres introduzidos no versículo </w:t>
       </w:r>
-      <w:hyperlink r:id="rId15">
-        <w:r>
-          <w:rPr>
-            <w:lang w:val="pt_PT" w:bidi="pt_PT"/>
-          </w:rPr>
-          <w:rPr>
-            <w:color w:val="0000EE"/>
-            <w:u w:val="single"/>
-          </w:rPr>
-          <w:t>4</w:t>
-        </w:r>
-      </w:hyperlink>
+      <w:r>
+        <w:rPr>
+          <w:lang w:val="pt_PT" w:bidi="pt_PT"/>
+        </w:rPr>
+        <w:t>4</w:t>
+      </w:r>
       <w:r>
         <w:rPr>
           <w:lang w:val="pt_PT" w:bidi="pt_PT"/>
@@ -11560,18 +11524,12 @@
         </w:rPr>
         <w:t xml:space="preserve"> refere-se aos falsos mestres que Judas primeiro introduziu no versículo </w:t>
       </w:r>
-      <w:hyperlink r:id="rId15">
-        <w:r>
-          <w:rPr>
-            <w:lang w:val="pt_PT" w:bidi="pt_PT"/>
-          </w:rPr>
-          <w:rPr>
-            <w:color w:val="0000EE"/>
-            <w:u w:val="single"/>
-          </w:rPr>
-          <w:t>4</w:t>
-        </w:r>
-      </w:hyperlink>
+      <w:r>
+        <w:rPr>
+          <w:lang w:val="pt_PT" w:bidi="pt_PT"/>
+        </w:rPr>
+        <w:t>4</w:t>
+      </w:r>
       <w:r>
         <w:rPr>
           <w:lang w:val="pt_PT" w:bidi="pt_PT"/>
@@ -12699,18 +12657,12 @@
         </w:rPr>
         <w:t xml:space="preserve"> refere-se àqueles para quem Judas está escrevendo, o que pode ser estendido a todos os crentes. Se for útil em seu idioma, você pode declarar esse termo explicitamente. Veja como você traduziu isso no versículo </w:t>
       </w:r>
-      <w:hyperlink r:id="rId17">
-        <w:r>
-          <w:rPr>
-            <w:lang w:val="pt_PT" w:bidi="pt_PT"/>
-          </w:rPr>
-          <w:rPr>
-            <w:color w:val="0000EE"/>
-            <w:u w:val="single"/>
-          </w:rPr>
-          <w:t>3</w:t>
-        </w:r>
-      </w:hyperlink>
+      <w:r>
+        <w:rPr>
+          <w:lang w:val="pt_PT" w:bidi="pt_PT"/>
+        </w:rPr>
+        <w:t>3</w:t>
+      </w:r>
       <w:r>
         <w:rPr>
           <w:lang w:val="pt_PT" w:bidi="pt_PT"/>
@@ -14200,18 +14152,12 @@
         </w:rPr>
         <w:t xml:space="preserve"> refere-se àqueles para quem Judas está escrevendo, o que pode ser estendido a todos os crentes. Se for útil em seu idioma, você pode expressar isso explicitamente. Veja como você traduziu isso no versículo </w:t>
       </w:r>
-      <w:hyperlink r:id="rId17">
-        <w:r>
-          <w:rPr>
-            <w:lang w:val="pt_PT" w:bidi="pt_PT"/>
-          </w:rPr>
-          <w:rPr>
-            <w:color w:val="0000EE"/>
-            <w:u w:val="single"/>
-          </w:rPr>
-          <w:t>3</w:t>
-        </w:r>
-      </w:hyperlink>
+      <w:r>
+        <w:rPr>
+          <w:lang w:val="pt_PT" w:bidi="pt_PT"/>
+        </w:rPr>
+        <w:t>3</w:t>
+      </w:r>
       <w:r>
         <w:rPr>
           <w:lang w:val="pt_PT" w:bidi="pt_PT"/>
@@ -15230,18 +15176,12 @@
         </w:rPr>
         <w:t xml:space="preserve"> significa "a pessoa que é Senhor sobre nós" ou "a pessoa que governa sobre nós". Veja como você traduziu esta expressão no versículo </w:t>
       </w:r>
-      <w:hyperlink r:id="rId18">
-        <w:r>
-          <w:rPr>
-            <w:lang w:val="pt_PT" w:bidi="pt_PT"/>
-          </w:rPr>
-          <w:rPr>
-            <w:color w:val="0000EE"/>
-            <w:u w:val="single"/>
-          </w:rPr>
-          <w:t>17</w:t>
-        </w:r>
-      </w:hyperlink>
+      <w:r>
+        <w:rPr>
+          <w:lang w:val="pt_PT" w:bidi="pt_PT"/>
+        </w:rPr>
+        <w:t>17</w:t>
+      </w:r>
       <w:r>
         <w:rPr>
           <w:lang w:val="pt_PT" w:bidi="pt_PT"/>
